--- a/Video Game Design - year/Unit 1 - Unity Interface & Game Design Thinking/Daily Lesson Plans/Word/Day 17.docx
+++ b/Video Game Design - year/Unit 1 - Unity Interface & Game Design Thinking/Daily Lesson Plans/Word/Day 17.docx
@@ -50,16 +50,19 @@
               </w:rPr>
               <w:t xml:space="preserve">Video Game Design — Full Year</w:t>
             </w:r>
-          </w:p>
-          <w:p>
-            <w:pPr>
-              <w:spacing w:before="40"/>
-              <w:jc w:val="center"/>
-            </w:pPr>
-            <w:r>
-              <w:rPr>
-                <w:rFonts w:ascii="Arial" w:cs="Arial" w:eastAsia="Arial" w:hAnsi="Arial"/>
-                <w:color w:val="D1C4E9"/>
+            <w:r>
+              <w:rPr>
+                <w:rFonts w:ascii="Arial" w:cs="Arial" w:eastAsia="Arial" w:hAnsi="Arial"/>
+                <w:sz w:val="16"/>
+                <w:szCs w:val="16"/>
+              </w:rPr>
+              <w:br/>
+              <w:t xml:space="preserve"/>
+            </w:r>
+            <w:r>
+              <w:rPr>
+                <w:rFonts w:ascii="Arial" w:cs="Arial" w:eastAsia="Arial" w:hAnsi="Arial"/>
+                <w:color w:val="CE93D8"/>
                 <w:sz w:val="16"/>
                 <w:szCs w:val="16"/>
               </w:rPr>
@@ -83,7 +86,7 @@
           <w:rFonts w:ascii="Arial" w:cs="Arial" w:eastAsia="Arial" w:hAnsi="Arial"/>
           <w:b/>
           <w:bCs/>
-          <w:color w:val="311B56"/>
+          <w:color w:val="5B2D8E"/>
           <w:sz w:val="32"/>
           <w:szCs w:val="32"/>
         </w:rPr>
@@ -261,9 +264,9 @@
               <w:right w:val="single" w:color="CCCCCC" w:sz="1"/>
             </w:tcBorders>
             <w:tcMar>
-              <w:top w:type="dxa" w:w="60"/>
+              <w:top w:type="dxa" w:w="80"/>
               <w:left w:type="dxa" w:w="120"/>
-              <w:bottom w:type="dxa" w:w="60"/>
+              <w:bottom w:type="dxa" w:w="80"/>
               <w:right w:type="dxa" w:w="120"/>
             </w:tcMar>
           </w:tcPr>
@@ -290,20 +293,147 @@
               <w:right w:val="single" w:color="CCCCCC" w:sz="1"/>
             </w:tcBorders>
             <w:tcMar>
-              <w:top w:type="dxa" w:w="60"/>
+              <w:top w:type="dxa" w:w="80"/>
               <w:left w:type="dxa" w:w="120"/>
-              <w:bottom w:type="dxa" w:w="60"/>
+              <w:bottom w:type="dxa" w:w="80"/>
               <w:right w:type="dxa" w:w="120"/>
             </w:tcMar>
           </w:tcPr>
           <w:p>
-            <w:r>
-              <w:rPr>
-                <w:rFonts w:ascii="Arial" w:cs="Arial" w:eastAsia="Arial" w:hAnsi="Arial"/>
-                <w:sz w:val="20"/>
-                <w:szCs w:val="20"/>
+            <w:pPr>
+              <w:spacing w:after="80" w:before="80"/>
+            </w:pPr>
+            <w:r>
+              <w:rPr>
+                <w:rFonts w:ascii="Arial" w:cs="Arial" w:eastAsia="Arial" w:hAnsi="Arial"/>
+                <w:b/>
+                <w:bCs/>
+                <w:i w:val="false"/>
+                <w:iCs w:val="false"/>
+                <w:color w:val="000000"/>
+                <w:sz w:val="22"/>
+                <w:szCs w:val="22"/>
               </w:rPr>
               <w:t xml:space="preserve">Bell Ringer / Review</w:t>
+            </w:r>
+            <w:r>
+              <w:rPr>
+                <w:rFonts w:ascii="Arial" w:cs="Arial" w:eastAsia="Arial" w:hAnsi="Arial"/>
+                <w:sz w:val="20"/>
+                <w:szCs w:val="20"/>
+              </w:rPr>
+              <w:br/>
+              <w:t xml:space="preserve"/>
+            </w:r>
+            <w:r>
+              <w:rPr>
+                <w:rFonts w:ascii="Arial" w:cs="Arial" w:eastAsia="Arial" w:hAnsi="Arial"/>
+                <w:sz w:val="20"/>
+                <w:szCs w:val="20"/>
+              </w:rPr>
+              <w:br/>
+              <w:t xml:space="preserve"/>
+            </w:r>
+            <w:r>
+              <w:rPr>
+                <w:rFonts w:ascii="Arial" w:cs="Arial" w:eastAsia="Arial" w:hAnsi="Arial"/>
+                <w:b/>
+                <w:bCs/>
+                <w:i w:val="false"/>
+                <w:iCs w:val="false"/>
+                <w:color w:val="000000"/>
+                <w:sz w:val="20"/>
+                <w:szCs w:val="20"/>
+              </w:rPr>
+              <w:t xml:space="preserve">Quick Write </w:t>
+            </w:r>
+            <w:r>
+              <w:rPr>
+                <w:rFonts w:ascii="Arial" w:cs="Arial" w:eastAsia="Arial" w:hAnsi="Arial"/>
+                <w:b w:val="false"/>
+                <w:bCs w:val="false"/>
+                <w:i w:val="false"/>
+                <w:iCs w:val="false"/>
+                <w:color w:val="000000"/>
+                <w:sz w:val="20"/>
+                <w:szCs w:val="20"/>
+              </w:rPr>
+              <w:t xml:space="preserve">(3 min — written or verbal):</w:t>
+            </w:r>
+            <w:r>
+              <w:rPr>
+                <w:rFonts w:ascii="Arial" w:cs="Arial" w:eastAsia="Arial" w:hAnsi="Arial"/>
+                <w:sz w:val="20"/>
+                <w:szCs w:val="20"/>
+              </w:rPr>
+              <w:br/>
+              <w:t xml:space="preserve"/>
+            </w:r>
+            <w:r>
+              <w:rPr>
+                <w:rFonts w:ascii="Arial" w:cs="Arial" w:eastAsia="Arial" w:hAnsi="Arial"/>
+                <w:b w:val="false"/>
+                <w:bCs w:val="false"/>
+                <w:i w:val="false"/>
+                <w:iCs w:val="false"/>
+                <w:color w:val="000000"/>
+                <w:sz w:val="20"/>
+                <w:szCs w:val="20"/>
+              </w:rPr>
+              <w:t xml:space="preserve">    In your own words: Design and build a complete 3D scene using GameObjects, prefabs, materials, and lighting?</w:t>
+            </w:r>
+            <w:r>
+              <w:rPr>
+                <w:rFonts w:ascii="Arial" w:cs="Arial" w:eastAsia="Arial" w:hAnsi="Arial"/>
+                <w:sz w:val="20"/>
+                <w:szCs w:val="20"/>
+              </w:rPr>
+              <w:br/>
+              <w:t xml:space="preserve"/>
+            </w:r>
+            <w:r>
+              <w:rPr>
+                <w:rFonts w:ascii="Arial" w:cs="Arial" w:eastAsia="Arial" w:hAnsi="Arial"/>
+                <w:sz w:val="20"/>
+                <w:szCs w:val="20"/>
+              </w:rPr>
+              <w:br/>
+              <w:t xml:space="preserve"/>
+            </w:r>
+            <w:r>
+              <w:rPr>
+                <w:rFonts w:ascii="Arial" w:cs="Arial" w:eastAsia="Arial" w:hAnsi="Arial"/>
+                <w:b w:val="false"/>
+                <w:bCs w:val="false"/>
+                <w:i/>
+                <w:iCs/>
+                <w:color w:val="444444"/>
+                <w:sz w:val="20"/>
+                <w:szCs w:val="20"/>
+              </w:rPr>
+              <w:t xml:space="preserve">Today's Goal: By the end of class you will be able to design and build a complete 3D scene using GameObjects, prefabs, materials, and lighting.</w:t>
+            </w:r>
+            <w:r>
+              <w:rPr>
+                <w:rFonts w:ascii="Arial" w:cs="Arial" w:eastAsia="Arial" w:hAnsi="Arial"/>
+                <w:sz w:val="20"/>
+                <w:szCs w:val="20"/>
+              </w:rPr>
+              <w:br/>
+              <w:t xml:space="preserve"/>
+            </w:r>
+            <w:r>
+              <w:rPr>
+                <w:rFonts w:ascii="Arial" w:cs="Arial" w:eastAsia="Arial" w:hAnsi="Arial"/>
+                <w:b w:val="false"/>
+                <w:bCs w:val="false"/>
+                <w:i/>
+                <w:iCs/>
+                <w:color w:val="555555"/>
+                <w:sz w:val="20"/>
+                <w:szCs w:val="20"/>
+              </w:rPr>
+              <w:t xml:space="preserve">→ Pair-share your response, then 2–3 students share with the class.</w:t>
             </w:r>
           </w:p>
         </w:tc>
@@ -319,9 +449,9 @@
               <w:right w:val="single" w:color="CCCCCC" w:sz="1"/>
             </w:tcBorders>
             <w:tcMar>
-              <w:top w:type="dxa" w:w="60"/>
+              <w:top w:type="dxa" w:w="80"/>
               <w:left w:type="dxa" w:w="120"/>
-              <w:bottom w:type="dxa" w:w="60"/>
+              <w:bottom w:type="dxa" w:w="80"/>
               <w:right w:type="dxa" w:w="120"/>
             </w:tcMar>
           </w:tcPr>
@@ -348,20 +478,164 @@
               <w:right w:val="single" w:color="CCCCCC" w:sz="1"/>
             </w:tcBorders>
             <w:tcMar>
-              <w:top w:type="dxa" w:w="60"/>
+              <w:top w:type="dxa" w:w="80"/>
               <w:left w:type="dxa" w:w="120"/>
-              <w:bottom w:type="dxa" w:w="60"/>
+              <w:bottom w:type="dxa" w:w="80"/>
               <w:right w:type="dxa" w:w="120"/>
             </w:tcMar>
           </w:tcPr>
           <w:p>
-            <w:r>
-              <w:rPr>
-                <w:rFonts w:ascii="Arial" w:cs="Arial" w:eastAsia="Arial" w:hAnsi="Arial"/>
-                <w:sz w:val="20"/>
-                <w:szCs w:val="20"/>
-              </w:rPr>
-              <w:t xml:space="preserve">Mini Lesson: Mini-Project — Static 3D Scene</w:t>
+            <w:pPr>
+              <w:spacing w:after="80" w:before="80"/>
+            </w:pPr>
+            <w:r>
+              <w:rPr>
+                <w:rFonts w:ascii="Arial" w:cs="Arial" w:eastAsia="Arial" w:hAnsi="Arial"/>
+                <w:b/>
+                <w:bCs/>
+                <w:i w:val="false"/>
+                <w:iCs w:val="false"/>
+                <w:color w:val="000000"/>
+                <w:sz w:val="22"/>
+                <w:szCs w:val="22"/>
+              </w:rPr>
+              <w:t xml:space="preserve">Mini Lesson: </w:t>
+            </w:r>
+            <w:r>
+              <w:rPr>
+                <w:rFonts w:ascii="Arial" w:cs="Arial" w:eastAsia="Arial" w:hAnsi="Arial"/>
+                <w:b w:val="false"/>
+                <w:bCs w:val="false"/>
+                <w:i w:val="false"/>
+                <w:iCs w:val="false"/>
+                <w:color w:val="000000"/>
+                <w:sz w:val="22"/>
+                <w:szCs w:val="22"/>
+              </w:rPr>
+              <w:t xml:space="preserve">Mini-Project — Static 3D Scene</w:t>
+            </w:r>
+            <w:r>
+              <w:rPr>
+                <w:rFonts w:ascii="Arial" w:cs="Arial" w:eastAsia="Arial" w:hAnsi="Arial"/>
+                <w:sz w:val="20"/>
+                <w:szCs w:val="20"/>
+              </w:rPr>
+              <w:br/>
+              <w:t xml:space="preserve"/>
+            </w:r>
+            <w:r>
+              <w:rPr>
+                <w:rFonts w:ascii="Arial" w:cs="Arial" w:eastAsia="Arial" w:hAnsi="Arial"/>
+                <w:sz w:val="20"/>
+                <w:szCs w:val="20"/>
+              </w:rPr>
+              <w:br/>
+              <w:t xml:space="preserve"/>
+            </w:r>
+            <w:r>
+              <w:rPr>
+                <w:rFonts w:ascii="Arial" w:cs="Arial" w:eastAsia="Arial" w:hAnsi="Arial"/>
+                <w:b/>
+                <w:bCs/>
+                <w:i/>
+                <w:iCs/>
+                <w:color w:val="000000"/>
+                <w:sz w:val="20"/>
+                <w:szCs w:val="20"/>
+              </w:rPr>
+              <w:t xml:space="preserve">Learning Target: </w:t>
+            </w:r>
+            <w:r>
+              <w:rPr>
+                <w:rFonts w:ascii="Arial" w:cs="Arial" w:eastAsia="Arial" w:hAnsi="Arial"/>
+                <w:b w:val="false"/>
+                <w:bCs w:val="false"/>
+                <w:i/>
+                <w:iCs/>
+                <w:color w:val="333333"/>
+                <w:sz w:val="20"/>
+                <w:szCs w:val="20"/>
+              </w:rPr>
+              <w:t xml:space="preserve">I can design and build a complete 3D scene using GameObjects, prefabs, materials, and lighting.</w:t>
+            </w:r>
+            <w:r>
+              <w:rPr>
+                <w:rFonts w:ascii="Arial" w:cs="Arial" w:eastAsia="Arial" w:hAnsi="Arial"/>
+                <w:sz w:val="20"/>
+                <w:szCs w:val="20"/>
+              </w:rPr>
+              <w:br/>
+              <w:t xml:space="preserve"/>
+            </w:r>
+            <w:r>
+              <w:rPr>
+                <w:rFonts w:ascii="Arial" w:cs="Arial" w:eastAsia="Arial" w:hAnsi="Arial"/>
+                <w:sz w:val="20"/>
+                <w:szCs w:val="20"/>
+              </w:rPr>
+              <w:br/>
+              <w:t xml:space="preserve"/>
+            </w:r>
+            <w:r>
+              <w:rPr>
+                <w:rFonts w:ascii="Arial" w:cs="Arial" w:eastAsia="Arial" w:hAnsi="Arial"/>
+                <w:b/>
+                <w:bCs/>
+                <w:i/>
+                <w:iCs/>
+                <w:color w:val="555555"/>
+                <w:sz w:val="20"/>
+                <w:szCs w:val="20"/>
+              </w:rPr>
+              <w:t xml:space="preserve">→ Live Demo — </w:t>
+            </w:r>
+            <w:r>
+              <w:rPr>
+                <w:rFonts w:ascii="Arial" w:cs="Arial" w:eastAsia="Arial" w:hAnsi="Arial"/>
+                <w:b w:val="false"/>
+                <w:bCs w:val="false"/>
+                <w:i/>
+                <w:iCs/>
+                <w:color w:val="555555"/>
+                <w:sz w:val="20"/>
+                <w:szCs w:val="20"/>
+              </w:rPr>
+              <w:t xml:space="preserve">type examples as students follow along in their own editor.</w:t>
+            </w:r>
+            <w:r>
+              <w:rPr>
+                <w:rFonts w:ascii="Arial" w:cs="Arial" w:eastAsia="Arial" w:hAnsi="Arial"/>
+                <w:sz w:val="20"/>
+                <w:szCs w:val="20"/>
+              </w:rPr>
+              <w:br/>
+              <w:t xml:space="preserve"/>
+            </w:r>
+            <w:r>
+              <w:rPr>
+                <w:rFonts w:ascii="Arial" w:cs="Arial" w:eastAsia="Arial" w:hAnsi="Arial"/>
+                <w:b/>
+                <w:bCs/>
+                <w:i/>
+                <w:iCs/>
+                <w:color w:val="555555"/>
+                <w:sz w:val="20"/>
+                <w:szCs w:val="20"/>
+              </w:rPr>
+              <w:t xml:space="preserve">→ Check for Understanding: </w:t>
+            </w:r>
+            <w:r>
+              <w:rPr>
+                <w:rFonts w:ascii="Arial" w:cs="Arial" w:eastAsia="Arial" w:hAnsi="Arial"/>
+                <w:b w:val="false"/>
+                <w:bCs w:val="false"/>
+                <w:i/>
+                <w:iCs/>
+                <w:color w:val="555555"/>
+                <w:sz w:val="20"/>
+                <w:szCs w:val="20"/>
+              </w:rPr>
+              <w:t xml:space="preserve">pause and cold-call: “Can someone explain what we just did in their own words?”</w:t>
             </w:r>
           </w:p>
         </w:tc>
@@ -377,9 +651,9 @@
               <w:right w:val="single" w:color="CCCCCC" w:sz="1"/>
             </w:tcBorders>
             <w:tcMar>
-              <w:top w:type="dxa" w:w="60"/>
+              <w:top w:type="dxa" w:w="80"/>
               <w:left w:type="dxa" w:w="120"/>
-              <w:bottom w:type="dxa" w:w="60"/>
+              <w:bottom w:type="dxa" w:w="80"/>
               <w:right w:type="dxa" w:w="120"/>
             </w:tcMar>
           </w:tcPr>
@@ -406,20 +680,90 @@
               <w:right w:val="single" w:color="CCCCCC" w:sz="1"/>
             </w:tcBorders>
             <w:tcMar>
-              <w:top w:type="dxa" w:w="60"/>
+              <w:top w:type="dxa" w:w="80"/>
               <w:left w:type="dxa" w:w="120"/>
-              <w:bottom w:type="dxa" w:w="60"/>
+              <w:bottom w:type="dxa" w:w="80"/>
               <w:right w:type="dxa" w:w="120"/>
             </w:tcMar>
           </w:tcPr>
           <w:p>
-            <w:r>
-              <w:rPr>
-                <w:rFonts w:ascii="Arial" w:cs="Arial" w:eastAsia="Arial" w:hAnsi="Arial"/>
-                <w:sz w:val="20"/>
-                <w:szCs w:val="20"/>
+            <w:pPr>
+              <w:spacing w:after="80" w:before="80"/>
+            </w:pPr>
+            <w:r>
+              <w:rPr>
+                <w:rFonts w:ascii="Arial" w:cs="Arial" w:eastAsia="Arial" w:hAnsi="Arial"/>
+                <w:b/>
+                <w:bCs/>
+                <w:i w:val="false"/>
+                <w:iCs w:val="false"/>
+                <w:color w:val="000000"/>
+                <w:sz w:val="22"/>
+                <w:szCs w:val="22"/>
               </w:rPr>
               <w:t xml:space="preserve">Guided Practice</w:t>
+            </w:r>
+            <w:r>
+              <w:rPr>
+                <w:rFonts w:ascii="Arial" w:cs="Arial" w:eastAsia="Arial" w:hAnsi="Arial"/>
+                <w:sz w:val="20"/>
+                <w:szCs w:val="20"/>
+              </w:rPr>
+              <w:br/>
+              <w:t xml:space="preserve"/>
+            </w:r>
+            <w:r>
+              <w:rPr>
+                <w:rFonts w:ascii="Arial" w:cs="Arial" w:eastAsia="Arial" w:hAnsi="Arial"/>
+                <w:sz w:val="20"/>
+                <w:szCs w:val="20"/>
+              </w:rPr>
+              <w:br/>
+              <w:t xml:space="preserve"/>
+            </w:r>
+            <w:r>
+              <w:rPr>
+                <w:rFonts w:ascii="Arial" w:cs="Arial" w:eastAsia="Arial" w:hAnsi="Arial"/>
+                <w:b w:val="false"/>
+                <w:bCs w:val="false"/>
+                <w:i w:val="false"/>
+                <w:iCs w:val="false"/>
+                <w:color w:val="000000"/>
+                <w:sz w:val="20"/>
+                <w:szCs w:val="20"/>
+              </w:rPr>
+              <w:t xml:space="preserve">1. Create a "Ground" plane (large flat cube or use a Plane primitive)</w:t>
+            </w:r>
+            <w:r>
+              <w:rPr>
+                <w:rFonts w:ascii="Arial" w:cs="Arial" w:eastAsia="Arial" w:hAnsi="Arial"/>
+                <w:sz w:val="20"/>
+                <w:szCs w:val="20"/>
+              </w:rPr>
+              <w:br/>
+              <w:t xml:space="preserve"/>
+            </w:r>
+            <w:r>
+              <w:rPr>
+                <w:rFonts w:ascii="Arial" w:cs="Arial" w:eastAsia="Arial" w:hAnsi="Arial"/>
+                <w:sz w:val="20"/>
+                <w:szCs w:val="20"/>
+              </w:rPr>
+              <w:br/>
+              <w:t xml:space="preserve"/>
+            </w:r>
+            <w:r>
+              <w:rPr>
+                <w:rFonts w:ascii="Arial" w:cs="Arial" w:eastAsia="Arial" w:hAnsi="Arial"/>
+                <w:b w:val="false"/>
+                <w:bCs w:val="false"/>
+                <w:i/>
+                <w:iCs/>
+                <w:color w:val="555555"/>
+                <w:sz w:val="20"/>
+                <w:szCs w:val="20"/>
+              </w:rPr>
+              <w:t xml:space="preserve">→ Teacher models — students try alongside, then compare results.</w:t>
             </w:r>
           </w:p>
         </w:tc>
@@ -435,9 +779,9 @@
               <w:right w:val="single" w:color="CCCCCC" w:sz="1"/>
             </w:tcBorders>
             <w:tcMar>
-              <w:top w:type="dxa" w:w="60"/>
+              <w:top w:type="dxa" w:w="80"/>
               <w:left w:type="dxa" w:w="120"/>
-              <w:bottom w:type="dxa" w:w="60"/>
+              <w:bottom w:type="dxa" w:w="80"/>
               <w:right w:type="dxa" w:w="120"/>
             </w:tcMar>
           </w:tcPr>
@@ -450,7 +794,7 @@
                 <w:sz w:val="20"/>
                 <w:szCs w:val="20"/>
               </w:rPr>
-              <w:t xml:space="preserve">15-20 min</w:t>
+              <w:t xml:space="preserve">15–20 min</w:t>
             </w:r>
           </w:p>
         </w:tc>
@@ -464,20 +808,81 @@
               <w:right w:val="single" w:color="CCCCCC" w:sz="1"/>
             </w:tcBorders>
             <w:tcMar>
-              <w:top w:type="dxa" w:w="60"/>
+              <w:top w:type="dxa" w:w="80"/>
               <w:left w:type="dxa" w:w="120"/>
-              <w:bottom w:type="dxa" w:w="60"/>
+              <w:bottom w:type="dxa" w:w="80"/>
               <w:right w:type="dxa" w:w="120"/>
             </w:tcMar>
           </w:tcPr>
           <w:p>
-            <w:r>
-              <w:rPr>
-                <w:rFonts w:ascii="Arial" w:cs="Arial" w:eastAsia="Arial" w:hAnsi="Arial"/>
-                <w:sz w:val="20"/>
-                <w:szCs w:val="20"/>
-              </w:rPr>
-              <w:t xml:space="preserve">Independent Practice / Build Time</w:t>
+            <w:pPr>
+              <w:spacing w:after="80" w:before="80"/>
+            </w:pPr>
+            <w:r>
+              <w:rPr>
+                <w:rFonts w:ascii="Arial" w:cs="Arial" w:eastAsia="Arial" w:hAnsi="Arial"/>
+                <w:b/>
+                <w:bCs/>
+                <w:i w:val="false"/>
+                <w:iCs w:val="false"/>
+                <w:color w:val="000000"/>
+                <w:sz w:val="22"/>
+                <w:szCs w:val="22"/>
+              </w:rPr>
+              <w:t xml:space="preserve">Independent Practice / Code Along</w:t>
+            </w:r>
+            <w:r>
+              <w:rPr>
+                <w:rFonts w:ascii="Arial" w:cs="Arial" w:eastAsia="Arial" w:hAnsi="Arial"/>
+                <w:sz w:val="20"/>
+                <w:szCs w:val="20"/>
+              </w:rPr>
+              <w:br/>
+              <w:t xml:space="preserve"/>
+            </w:r>
+            <w:r>
+              <w:rPr>
+                <w:rFonts w:ascii="Arial" w:cs="Arial" w:eastAsia="Arial" w:hAnsi="Arial"/>
+                <w:b w:val="false"/>
+                <w:bCs w:val="false"/>
+                <w:i w:val="false"/>
+                <w:iCs w:val="false"/>
+                <w:color w:val="000000"/>
+                <w:sz w:val="20"/>
+                <w:szCs w:val="20"/>
+              </w:rPr>
+              <w:t xml:space="preserve">    Work through problems from the day's exercise set.</w:t>
+            </w:r>
+            <w:r>
+              <w:rPr>
+                <w:rFonts w:ascii="Arial" w:cs="Arial" w:eastAsia="Arial" w:hAnsi="Arial"/>
+                <w:sz w:val="20"/>
+                <w:szCs w:val="20"/>
+              </w:rPr>
+              <w:br/>
+              <w:t xml:space="preserve"/>
+            </w:r>
+            <w:r>
+              <w:rPr>
+                <w:rFonts w:ascii="Arial" w:cs="Arial" w:eastAsia="Arial" w:hAnsi="Arial"/>
+                <w:sz w:val="20"/>
+                <w:szCs w:val="20"/>
+              </w:rPr>
+              <w:br/>
+              <w:t xml:space="preserve"/>
+            </w:r>
+            <w:r>
+              <w:rPr>
+                <w:rFonts w:ascii="Arial" w:cs="Arial" w:eastAsia="Arial" w:hAnsi="Arial"/>
+                <w:b w:val="false"/>
+                <w:bCs w:val="false"/>
+                <w:i/>
+                <w:iCs/>
+                <w:color w:val="555555"/>
+                <w:sz w:val="20"/>
+                <w:szCs w:val="20"/>
+              </w:rPr>
+              <w:t xml:space="preserve">→ Teacher circulates — offer hints, check for understanding.</w:t>
             </w:r>
           </w:p>
         </w:tc>
@@ -493,9 +898,9 @@
               <w:right w:val="single" w:color="CCCCCC" w:sz="1"/>
             </w:tcBorders>
             <w:tcMar>
-              <w:top w:type="dxa" w:w="60"/>
+              <w:top w:type="dxa" w:w="80"/>
               <w:left w:type="dxa" w:w="120"/>
-              <w:bottom w:type="dxa" w:w="60"/>
+              <w:bottom w:type="dxa" w:w="80"/>
               <w:right w:type="dxa" w:w="120"/>
             </w:tcMar>
           </w:tcPr>
@@ -522,20 +927,90 @@
               <w:right w:val="single" w:color="CCCCCC" w:sz="1"/>
             </w:tcBorders>
             <w:tcMar>
-              <w:top w:type="dxa" w:w="60"/>
+              <w:top w:type="dxa" w:w="80"/>
               <w:left w:type="dxa" w:w="120"/>
-              <w:bottom w:type="dxa" w:w="60"/>
+              <w:bottom w:type="dxa" w:w="80"/>
               <w:right w:type="dxa" w:w="120"/>
             </w:tcMar>
           </w:tcPr>
           <w:p>
-            <w:r>
-              <w:rPr>
-                <w:rFonts w:ascii="Arial" w:cs="Arial" w:eastAsia="Arial" w:hAnsi="Arial"/>
-                <w:sz w:val="20"/>
-                <w:szCs w:val="20"/>
+            <w:pPr>
+              <w:spacing w:after="80" w:before="80"/>
+            </w:pPr>
+            <w:r>
+              <w:rPr>
+                <w:rFonts w:ascii="Arial" w:cs="Arial" w:eastAsia="Arial" w:hAnsi="Arial"/>
+                <w:b/>
+                <w:bCs/>
+                <w:i w:val="false"/>
+                <w:iCs w:val="false"/>
+                <w:color w:val="000000"/>
+                <w:sz w:val="22"/>
+                <w:szCs w:val="22"/>
               </w:rPr>
               <w:t xml:space="preserve">Exit Ticket / Wrap-Up</w:t>
+            </w:r>
+            <w:r>
+              <w:rPr>
+                <w:rFonts w:ascii="Arial" w:cs="Arial" w:eastAsia="Arial" w:hAnsi="Arial"/>
+                <w:sz w:val="20"/>
+                <w:szCs w:val="20"/>
+              </w:rPr>
+              <w:br/>
+              <w:t xml:space="preserve"/>
+            </w:r>
+            <w:r>
+              <w:rPr>
+                <w:rFonts w:ascii="Arial" w:cs="Arial" w:eastAsia="Arial" w:hAnsi="Arial"/>
+                <w:sz w:val="20"/>
+                <w:szCs w:val="20"/>
+              </w:rPr>
+              <w:br/>
+              <w:t xml:space="preserve"/>
+            </w:r>
+            <w:r>
+              <w:rPr>
+                <w:rFonts w:ascii="Arial" w:cs="Arial" w:eastAsia="Arial" w:hAnsi="Arial"/>
+                <w:b w:val="false"/>
+                <w:bCs w:val="false"/>
+                <w:i w:val="false"/>
+                <w:iCs w:val="false"/>
+                <w:color w:val="000000"/>
+                <w:sz w:val="20"/>
+                <w:szCs w:val="20"/>
+              </w:rPr>
+              <w:t xml:space="preserve">Quick Check: Design and build a complete 3D scene using GameObjects, prefabs, materials, and lighting?</w:t>
+            </w:r>
+            <w:r>
+              <w:rPr>
+                <w:rFonts w:ascii="Arial" w:cs="Arial" w:eastAsia="Arial" w:hAnsi="Arial"/>
+                <w:sz w:val="20"/>
+                <w:szCs w:val="20"/>
+              </w:rPr>
+              <w:br/>
+              <w:t xml:space="preserve"/>
+            </w:r>
+            <w:r>
+              <w:rPr>
+                <w:rFonts w:ascii="Arial" w:cs="Arial" w:eastAsia="Arial" w:hAnsi="Arial"/>
+                <w:sz w:val="20"/>
+                <w:szCs w:val="20"/>
+              </w:rPr>
+              <w:br/>
+              <w:t xml:space="preserve"/>
+            </w:r>
+            <w:r>
+              <w:rPr>
+                <w:rFonts w:ascii="Arial" w:cs="Arial" w:eastAsia="Arial" w:hAnsi="Arial"/>
+                <w:b w:val="false"/>
+                <w:bCs w:val="false"/>
+                <w:i/>
+                <w:iCs/>
+                <w:color w:val="555555"/>
+                <w:sz w:val="20"/>
+                <w:szCs w:val="20"/>
+              </w:rPr>
+              <w:t xml:space="preserve">→ 3–2–1: Name 3 things learned, 2 new vocab words, 1 question you still have.</w:t>
             </w:r>
           </w:p>
         </w:tc>

--- a/Video Game Design - year/Unit 1 - Unity Interface & Game Design Thinking/Daily Lesson Plans/Word/Day 17.docx
+++ b/Video Game Design - year/Unit 1 - Unity Interface & Game Design Thinking/Daily Lesson Plans/Word/Day 17.docx
@@ -380,7 +380,7 @@
                 <w:sz w:val="20"/>
                 <w:szCs w:val="20"/>
               </w:rPr>
-              <w:t xml:space="preserve">    In your own words: Design and build a complete 3D scene using GameObjects, prefabs, materials, and lighting?</w:t>
+              <w:t xml:space="preserve">    Before designing anything, what questions would you need to answer first in order to design and build a complete 3D scene using GameObjects, prefabs, materials, and lighting?</w:t>
             </w:r>
             <w:r>
               <w:rPr>
@@ -411,7 +411,7 @@
                 <w:sz w:val="20"/>
                 <w:szCs w:val="20"/>
               </w:rPr>
-              <w:t xml:space="preserve">Today's Goal: By the end of class you will be able to design and build a complete 3D scene using GameObjects, prefabs, materials, and lighting.</w:t>
+              <w:t xml:space="preserve">Today’s Goal: By the end of class you will be able to design and build a complete 3D scene using GameObjects, prefabs, materials, and lighting.</w:t>
             </w:r>
             <w:r>
               <w:rPr>
@@ -979,7 +979,7 @@
                 <w:sz w:val="20"/>
                 <w:szCs w:val="20"/>
               </w:rPr>
-              <w:t xml:space="preserve">Quick Check: Design and build a complete 3D scene using GameObjects, prefabs, materials, and lighting?</w:t>
+              <w:t xml:space="preserve">What are the 2-3 most important steps when you design and build a complete 3D scene using GameObjects, prefabs, materials, and lighting? What could go wrong if you skip one?</w:t>
             </w:r>
             <w:r>
               <w:rPr>

--- a/Video Game Design - year/Unit 1 - Unity Interface & Game Design Thinking/Daily Lesson Plans/Word/Day 17.docx
+++ b/Video Game Design - year/Unit 1 - Unity Interface & Game Design Thinking/Daily Lesson Plans/Word/Day 17.docx
@@ -732,7 +732,7 @@
                 <w:sz w:val="20"/>
                 <w:szCs w:val="20"/>
               </w:rPr>
-              <w:t xml:space="preserve">1. Create a "Ground" plane (large flat cube or use a Plane primitive)</w:t>
+              <w:t xml:space="preserve">Your Task: Build a cohesive 3D environment (e.g., a park, a small city block, a fantasy shrine, a laboratory). The scene should:</w:t>
             </w:r>
             <w:r>
               <w:rPr>
@@ -851,7 +851,29 @@
                 <w:sz w:val="20"/>
                 <w:szCs w:val="20"/>
               </w:rPr>
-              <w:t xml:space="preserve">    Work through problems from the day's exercise set.</w:t>
+              <w:t xml:space="preserve">    Students work independently on their projects, following the checklist.</w:t>
+            </w:r>
+            <w:r>
+              <w:rPr>
+                <w:rFonts w:ascii="Arial" w:cs="Arial" w:eastAsia="Arial" w:hAnsi="Arial"/>
+                <w:sz w:val="20"/>
+                <w:szCs w:val="20"/>
+              </w:rPr>
+              <w:br/>
+              <w:t xml:space="preserve"/>
+            </w:r>
+            <w:r>
+              <w:rPr>
+                <w:rFonts w:ascii="Arial" w:cs="Arial" w:eastAsia="Arial" w:hAnsi="Arial"/>
+                <w:b w:val="false"/>
+                <w:bCs w:val="false"/>
+                <w:i w:val="false"/>
+                <w:iCs w:val="false"/>
+                <w:color w:val="000000"/>
+                <w:sz w:val="20"/>
+                <w:szCs w:val="20"/>
+              </w:rPr>
+              <w:t xml:space="preserve">    Check in with each student to review progress and unblock issues.</w:t>
             </w:r>
             <w:r>
               <w:rPr>
@@ -1038,6 +1060,383 @@
           <w:szCs w:val="24"/>
         </w:rPr>
         <w:t xml:space="preserve">Guided Practice</w:t>
+      </w:r>
+    </w:p>
+    <w:p>
+      <w:pPr>
+        <w:spacing w:after="60"/>
+      </w:pPr>
+      <w:r>
+        <w:rPr>
+          <w:rFonts w:ascii="Arial" w:cs="Arial" w:eastAsia="Arial" w:hAnsi="Arial"/>
+          <w:sz w:val="20"/>
+          <w:szCs w:val="20"/>
+        </w:rPr>
+        <w:t xml:space="preserve">Your Task: Build a cohesive 3D environment (e.g., a park, a small city block, a fantasy shrine, a laboratory). The scene should:</w:t>
+      </w:r>
+    </w:p>
+    <w:p>
+      <w:pPr>
+        <w:spacing w:after="60"/>
+      </w:pPr>
+      <w:r>
+        <w:rPr>
+          <w:rFonts w:ascii="Arial" w:cs="Arial" w:eastAsia="Arial" w:hAnsi="Arial"/>
+          <w:sz w:val="20"/>
+          <w:szCs w:val="20"/>
+        </w:rPr>
+        <w:t xml:space="preserve">1. Use 30+ GameObjects (cubes, spheres, cylinders, etc.)</w:t>
+      </w:r>
+    </w:p>
+    <w:p>
+      <w:pPr>
+        <w:spacing w:after="60"/>
+      </w:pPr>
+      <w:r>
+        <w:rPr>
+          <w:rFonts w:ascii="Arial" w:cs="Arial" w:eastAsia="Arial" w:hAnsi="Arial"/>
+          <w:sz w:val="20"/>
+          <w:szCs w:val="20"/>
+        </w:rPr>
+        <w:t xml:space="preserve">2. Include at least 3 custom materials (different colors and finishes)</w:t>
+      </w:r>
+    </w:p>
+    <w:p>
+      <w:pPr>
+        <w:spacing w:after="60"/>
+      </w:pPr>
+      <w:r>
+        <w:rPr>
+          <w:rFonts w:ascii="Arial" w:cs="Arial" w:eastAsia="Arial" w:hAnsi="Arial"/>
+          <w:sz w:val="20"/>
+          <w:szCs w:val="20"/>
+        </w:rPr>
+        <w:t xml:space="preserve">3. Use prefabs for repetitive elements (trees, benches, lamps, etc.)</w:t>
+      </w:r>
+    </w:p>
+    <w:p>
+      <w:pPr>
+        <w:spacing w:after="60"/>
+      </w:pPr>
+      <w:r>
+        <w:rPr>
+          <w:rFonts w:ascii="Arial" w:cs="Arial" w:eastAsia="Arial" w:hAnsi="Arial"/>
+          <w:sz w:val="20"/>
+          <w:szCs w:val="20"/>
+        </w:rPr>
+        <w:t xml:space="preserve">4. Have proper lighting (at least 1 Directional Light + 1-2 Point Lights)</w:t>
+      </w:r>
+    </w:p>
+    <w:p>
+      <w:pPr>
+        <w:spacing w:after="60"/>
+      </w:pPr>
+      <w:r>
+        <w:rPr>
+          <w:rFonts w:ascii="Arial" w:cs="Arial" w:eastAsia="Arial" w:hAnsi="Arial"/>
+          <w:sz w:val="20"/>
+          <w:szCs w:val="20"/>
+        </w:rPr>
+        <w:t xml:space="preserve">5. Demonstrate hierarchy and parenting (groups of objects under parent containers)</w:t>
+      </w:r>
+    </w:p>
+    <w:p>
+      <w:pPr>
+        <w:spacing w:after="60"/>
+      </w:pPr>
+      <w:r>
+        <w:rPr>
+          <w:rFonts w:ascii="Arial" w:cs="Arial" w:eastAsia="Arial" w:hAnsi="Arial"/>
+          <w:sz w:val="20"/>
+          <w:szCs w:val="20"/>
+        </w:rPr>
+        <w:t xml:space="preserve">6. Be visually coherent (design makes sense; not random objects scattered)</w:t>
+      </w:r>
+    </w:p>
+    <w:p>
+      <w:pPr>
+        <w:spacing w:after="60"/>
+      </w:pPr>
+      <w:r>
+        <w:rPr>
+          <w:rFonts w:ascii="Arial" w:cs="Arial" w:eastAsia="Arial" w:hAnsi="Arial"/>
+          <w:sz w:val="20"/>
+          <w:szCs w:val="20"/>
+        </w:rPr>
+        <w:t xml:space="preserve">- Zen Garden: Sand (flat plane), rocks, water (blue planes), stepping stones, lanterns</w:t>
+      </w:r>
+    </w:p>
+    <w:p>
+      <w:pPr>
+        <w:spacing w:after="60"/>
+      </w:pPr>
+      <w:r>
+        <w:rPr>
+          <w:rFonts w:ascii="Arial" w:cs="Arial" w:eastAsia="Arial" w:hAnsi="Arial"/>
+          <w:sz w:val="20"/>
+          <w:szCs w:val="20"/>
+        </w:rPr>
+        <w:t xml:space="preserve">- Street Corner: Buildings, lampposts, benches, sidewalk, street</w:t>
+      </w:r>
+    </w:p>
+    <w:p>
+      <w:pPr>
+        <w:spacing w:after="60"/>
+      </w:pPr>
+      <w:r>
+        <w:rPr>
+          <w:rFonts w:ascii="Arial" w:cs="Arial" w:eastAsia="Arial" w:hAnsi="Arial"/>
+          <w:sz w:val="20"/>
+          <w:szCs w:val="20"/>
+        </w:rPr>
+        <w:t xml:space="preserve">- Fantasy Temple: Main structure, pillars, altar, torches, decorative statues</w:t>
+      </w:r>
+    </w:p>
+    <w:p>
+      <w:pPr>
+        <w:spacing w:after="60"/>
+      </w:pPr>
+      <w:r>
+        <w:rPr>
+          <w:rFonts w:ascii="Arial" w:cs="Arial" w:eastAsia="Arial" w:hAnsi="Arial"/>
+          <w:sz w:val="20"/>
+          <w:szCs w:val="20"/>
+        </w:rPr>
+        <w:t xml:space="preserve">- Playground: Equipment (swings, slide, seesaw), benches, trash bins, trees</w:t>
+      </w:r>
+    </w:p>
+    <w:p>
+      <w:pPr>
+        <w:spacing w:after="60"/>
+      </w:pPr>
+      <w:r>
+        <w:rPr>
+          <w:rFonts w:ascii="Arial" w:cs="Arial" w:eastAsia="Arial" w:hAnsi="Arial"/>
+          <w:sz w:val="20"/>
+          <w:szCs w:val="20"/>
+        </w:rPr>
+        <w:t xml:space="preserve">- Laboratory: Tables, equipment (cylinders/spheres as "machines"), shelves, lights</w:t>
+      </w:r>
+    </w:p>
+    <w:p>
+      <w:pPr>
+        <w:spacing w:after="60"/>
+      </w:pPr>
+      <w:r>
+        <w:rPr>
+          <w:rFonts w:ascii="Arial" w:cs="Arial" w:eastAsia="Arial" w:hAnsi="Arial"/>
+          <w:sz w:val="20"/>
+          <w:szCs w:val="20"/>
+        </w:rPr>
+        <w:t xml:space="preserve">- [ ] 30+ GameObjects placed in the scene</w:t>
+      </w:r>
+    </w:p>
+    <w:p>
+      <w:pPr>
+        <w:spacing w:after="60"/>
+      </w:pPr>
+      <w:r>
+        <w:rPr>
+          <w:rFonts w:ascii="Arial" w:cs="Arial" w:eastAsia="Arial" w:hAnsi="Arial"/>
+          <w:sz w:val="20"/>
+          <w:szCs w:val="20"/>
+        </w:rPr>
+        <w:t xml:space="preserve">- [ ] 3+ unique materials created and applied</w:t>
+      </w:r>
+    </w:p>
+    <w:p>
+      <w:pPr>
+        <w:spacing w:after="60"/>
+      </w:pPr>
+      <w:r>
+        <w:rPr>
+          <w:rFonts w:ascii="Arial" w:cs="Arial" w:eastAsia="Arial" w:hAnsi="Arial"/>
+          <w:sz w:val="20"/>
+          <w:szCs w:val="20"/>
+        </w:rPr>
+        <w:t xml:space="preserve">- [ ] At least 2 prefabs created (used 2+ times each)</w:t>
+      </w:r>
+    </w:p>
+    <w:p>
+      <w:pPr>
+        <w:spacing w:after="60"/>
+      </w:pPr>
+      <w:r>
+        <w:rPr>
+          <w:rFonts w:ascii="Arial" w:cs="Arial" w:eastAsia="Arial" w:hAnsi="Arial"/>
+          <w:sz w:val="20"/>
+          <w:szCs w:val="20"/>
+        </w:rPr>
+        <w:t xml:space="preserve">- [ ] Proper lighting (1 Directional, 1-2 Point lights, sensible Intensity/Range)</w:t>
+      </w:r>
+    </w:p>
+    <w:p>
+      <w:pPr>
+        <w:spacing w:after="60"/>
+      </w:pPr>
+      <w:r>
+        <w:rPr>
+          <w:rFonts w:ascii="Arial" w:cs="Arial" w:eastAsia="Arial" w:hAnsi="Arial"/>
+          <w:sz w:val="20"/>
+          <w:szCs w:val="20"/>
+        </w:rPr>
+        <w:t xml:space="preserve">- [ ] Parent-child hierarchy visible (Scene Root with organized children)</w:t>
+      </w:r>
+    </w:p>
+    <w:p>
+      <w:pPr>
+        <w:spacing w:after="60"/>
+      </w:pPr>
+      <w:r>
+        <w:rPr>
+          <w:rFonts w:ascii="Arial" w:cs="Arial" w:eastAsia="Arial" w:hAnsi="Arial"/>
+          <w:sz w:val="20"/>
+          <w:szCs w:val="20"/>
+        </w:rPr>
+        <w:t xml:space="preserve">- [ ] All objects named meaningfully (not "Cube", "Cube1", etc.)</w:t>
+      </w:r>
+    </w:p>
+    <w:p>
+      <w:pPr>
+        <w:spacing w:after="60"/>
+      </w:pPr>
+      <w:r>
+        <w:rPr>
+          <w:rFonts w:ascii="Arial" w:cs="Arial" w:eastAsia="Arial" w:hAnsi="Arial"/>
+          <w:sz w:val="20"/>
+          <w:szCs w:val="20"/>
+        </w:rPr>
+        <w:t xml:space="preserve">- [ ] Scene saved as "Unit1_MiniProject"</w:t>
+      </w:r>
+    </w:p>
+    <w:p>
+      <w:pPr>
+        <w:spacing w:after="60"/>
+      </w:pPr>
+      <w:r>
+        <w:rPr>
+          <w:rFonts w:ascii="Arial" w:cs="Arial" w:eastAsia="Arial" w:hAnsi="Arial"/>
+          <w:sz w:val="20"/>
+          <w:szCs w:val="20"/>
+        </w:rPr>
+        <w:t xml:space="preserve">- [ ] No errors in Console</w:t>
+      </w:r>
+    </w:p>
+    <w:p>
+      <w:pPr>
+        <w:spacing w:after="60"/>
+      </w:pPr>
+      <w:r>
+        <w:rPr>
+          <w:rFonts w:ascii="Arial" w:cs="Arial" w:eastAsia="Arial" w:hAnsi="Arial"/>
+          <w:sz w:val="20"/>
+          <w:szCs w:val="20"/>
+        </w:rPr>
+        <w:t xml:space="preserve">1. Plan your theme and sketch it (even rough drawings help)</w:t>
+      </w:r>
+    </w:p>
+    <w:p>
+      <w:pPr>
+        <w:spacing w:after="60"/>
+      </w:pPr>
+      <w:r>
+        <w:rPr>
+          <w:rFonts w:ascii="Arial" w:cs="Arial" w:eastAsia="Arial" w:hAnsi="Arial"/>
+          <w:sz w:val="20"/>
+          <w:szCs w:val="20"/>
+        </w:rPr>
+        <w:t xml:space="preserve">2. Create base elements (ground, walls, main structures)</w:t>
+      </w:r>
+    </w:p>
+    <w:p>
+      <w:pPr>
+        <w:spacing w:after="60"/>
+      </w:pPr>
+      <w:r>
+        <w:rPr>
+          <w:rFonts w:ascii="Arial" w:cs="Arial" w:eastAsia="Arial" w:hAnsi="Arial"/>
+          <w:sz w:val="20"/>
+          <w:szCs w:val="20"/>
+        </w:rPr>
+        <w:t xml:space="preserve">3. Add detail objects (decorations, smaller props)</w:t>
+      </w:r>
+    </w:p>
+    <w:p>
+      <w:pPr>
+        <w:spacing w:after="60"/>
+      </w:pPr>
+      <w:r>
+        <w:rPr>
+          <w:rFonts w:ascii="Arial" w:cs="Arial" w:eastAsia="Arial" w:hAnsi="Arial"/>
+          <w:sz w:val="20"/>
+          <w:szCs w:val="20"/>
+        </w:rPr>
+        <w:t xml:space="preserve">4. Create 2-3 prefabs for repeating elements (trees, poles, benches)</w:t>
+      </w:r>
+    </w:p>
+    <w:p>
+      <w:pPr>
+        <w:spacing w:after="60"/>
+      </w:pPr>
+      <w:r>
+        <w:rPr>
+          <w:rFonts w:ascii="Arial" w:cs="Arial" w:eastAsia="Arial" w:hAnsi="Arial"/>
+          <w:sz w:val="20"/>
+          <w:szCs w:val="20"/>
+        </w:rPr>
+        <w:t xml:space="preserve">5. Set up lighting (position directional light, add point lights for local illumination)</w:t>
+      </w:r>
+    </w:p>
+    <w:p>
+      <w:pPr>
+        <w:spacing w:after="60"/>
+      </w:pPr>
+      <w:r>
+        <w:rPr>
+          <w:rFonts w:ascii="Arial" w:cs="Arial" w:eastAsia="Arial" w:hAnsi="Arial"/>
+          <w:sz w:val="20"/>
+          <w:szCs w:val="20"/>
+        </w:rPr>
+        <w:t xml:space="preserve">6. Organize hierarchy — Create empty GameObjects as "folders" (Environment, Props, Lights, etc.)</w:t>
+      </w:r>
+    </w:p>
+    <w:p>
+      <w:pPr>
+        <w:spacing w:after="60"/>
+      </w:pPr>
+      <w:r>
+        <w:rPr>
+          <w:rFonts w:ascii="Arial" w:cs="Arial" w:eastAsia="Arial" w:hAnsi="Arial"/>
+          <w:sz w:val="20"/>
+          <w:szCs w:val="20"/>
+        </w:rPr>
+        <w:t xml:space="preserve">7. Create materials for visual variety (wood, stone, metal, etc.)</w:t>
+      </w:r>
+    </w:p>
+    <w:p>
+      <w:pPr>
+        <w:spacing w:after="60"/>
+      </w:pPr>
+      <w:r>
+        <w:rPr>
+          <w:rFonts w:ascii="Arial" w:cs="Arial" w:eastAsia="Arial" w:hAnsi="Arial"/>
+          <w:sz w:val="20"/>
+          <w:szCs w:val="20"/>
+        </w:rPr>
+        <w:t xml:space="preserve">8. Adjust camera for a nice default view of your scene</w:t>
+      </w:r>
+    </w:p>
+    <w:p>
+      <w:pPr>
+        <w:spacing w:after="60"/>
+      </w:pPr>
+      <w:r>
+        <w:rPr>
+          <w:rFonts w:ascii="Arial" w:cs="Arial" w:eastAsia="Arial" w:hAnsi="Arial"/>
+          <w:sz w:val="20"/>
+          <w:szCs w:val="20"/>
+        </w:rPr>
+        <w:t xml:space="preserve">9. Review and refine — take screenshots, verify names are clear, check for z-fighting or holes</w:t>
       </w:r>
     </w:p>
     <w:p>
